--- a/Lab Practical/Ex4.docx
+++ b/Lab Practical/Ex4.docx
@@ -75,6 +75,246 @@
           <w:szCs w:val="20"/>
         </w:rPr>
         <w:t>INFORMATION GATHERING USING THEHARVESTER</w:t>
+      </w:r>
+    </w:p>
+    <w:p>
+      <w:pPr>
+        <w:rPr>
+          <w:rFonts w:ascii="Times New Roman" w:hAnsi="Times New Roman" w:cs="Times New Roman"/>
+          <w:szCs w:val="20"/>
+        </w:rPr>
+      </w:pPr>
+      <w:r>
+        <w:rPr>
+          <w:rFonts w:ascii="Times New Roman" w:hAnsi="Times New Roman" w:cs="Times New Roman"/>
+          <w:b/>
+          <w:bCs/>
+          <w:szCs w:val="20"/>
+        </w:rPr>
+        <w:t>Aim:</w:t>
+      </w:r>
+      <w:r>
+        <w:rPr>
+          <w:rFonts w:ascii="Times New Roman" w:hAnsi="Times New Roman" w:cs="Times New Roman"/>
+          <w:szCs w:val="20"/>
+        </w:rPr>
+        <w:t xml:space="preserve"> To gather publicly available information about a domain using </w:t>
+      </w:r>
+      <w:proofErr w:type="spellStart"/>
+      <w:r>
+        <w:rPr>
+          <w:rFonts w:ascii="Times New Roman" w:hAnsi="Times New Roman" w:cs="Times New Roman"/>
+          <w:szCs w:val="20"/>
+        </w:rPr>
+        <w:t>theHarvester</w:t>
+      </w:r>
+      <w:proofErr w:type="spellEnd"/>
+      <w:r>
+        <w:rPr>
+          <w:rFonts w:ascii="Times New Roman" w:hAnsi="Times New Roman" w:cs="Times New Roman"/>
+          <w:szCs w:val="20"/>
+        </w:rPr>
+        <w:t xml:space="preserve"> tool in Kali Linux for reconnaissance.</w:t>
+      </w:r>
+    </w:p>
+    <w:p>
+      <w:pPr>
+        <w:rPr>
+          <w:rFonts w:ascii="Times New Roman" w:hAnsi="Times New Roman" w:cs="Times New Roman"/>
+          <w:b/>
+          <w:bCs/>
+          <w:szCs w:val="20"/>
+        </w:rPr>
+      </w:pPr>
+      <w:r>
+        <w:rPr>
+          <w:rFonts w:ascii="Times New Roman" w:hAnsi="Times New Roman" w:cs="Times New Roman"/>
+          <w:b/>
+          <w:bCs/>
+          <w:szCs w:val="20"/>
+        </w:rPr>
+        <w:t>Procedure:</w:t>
+      </w:r>
+    </w:p>
+    <w:p>
+      <w:pPr>
+        <w:numPr>
+          <w:ilvl w:val="0"/>
+          <w:numId w:val="1"/>
+        </w:numPr>
+        <w:rPr>
+          <w:rFonts w:ascii="Times New Roman" w:hAnsi="Times New Roman" w:cs="Times New Roman"/>
+          <w:szCs w:val="20"/>
+        </w:rPr>
+      </w:pPr>
+      <w:r>
+        <w:rPr>
+          <w:rFonts w:ascii="Times New Roman" w:hAnsi="Times New Roman" w:cs="Times New Roman"/>
+          <w:szCs w:val="20"/>
+        </w:rPr>
+        <w:t>Open the Terminal in Kali Linux.</w:t>
+      </w:r>
+    </w:p>
+    <w:p>
+      <w:pPr>
+        <w:numPr>
+          <w:ilvl w:val="0"/>
+          <w:numId w:val="1"/>
+        </w:numPr>
+        <w:rPr>
+          <w:rFonts w:ascii="Times New Roman" w:hAnsi="Times New Roman" w:cs="Times New Roman"/>
+          <w:szCs w:val="20"/>
+        </w:rPr>
+      </w:pPr>
+      <w:r>
+        <w:rPr>
+          <w:rFonts w:ascii="Times New Roman" w:hAnsi="Times New Roman" w:cs="Times New Roman"/>
+          <w:szCs w:val="20"/>
+        </w:rPr>
+        <w:t xml:space="preserve">Check whether </w:t>
+      </w:r>
+      <w:proofErr w:type="spellStart"/>
+      <w:r>
+        <w:rPr>
+          <w:rFonts w:ascii="Times New Roman" w:hAnsi="Times New Roman" w:cs="Times New Roman"/>
+          <w:szCs w:val="20"/>
+        </w:rPr>
+        <w:t>theHarvester</w:t>
+      </w:r>
+      <w:proofErr w:type="spellEnd"/>
+      <w:r>
+        <w:rPr>
+          <w:rFonts w:ascii="Times New Roman" w:hAnsi="Times New Roman" w:cs="Times New Roman"/>
+          <w:szCs w:val="20"/>
+        </w:rPr>
+        <w:t xml:space="preserve"> is installed and available.</w:t>
+      </w:r>
+    </w:p>
+    <w:p>
+      <w:pPr>
+        <w:numPr>
+          <w:ilvl w:val="0"/>
+          <w:numId w:val="1"/>
+        </w:numPr>
+        <w:rPr>
+          <w:rFonts w:ascii="Times New Roman" w:hAnsi="Times New Roman" w:cs="Times New Roman"/>
+          <w:szCs w:val="20"/>
+        </w:rPr>
+      </w:pPr>
+      <w:r>
+        <w:rPr>
+          <w:rFonts w:ascii="Times New Roman" w:hAnsi="Times New Roman" w:cs="Times New Roman"/>
+          <w:szCs w:val="20"/>
+        </w:rPr>
+        <w:t>Select an authorized domain for information gathering.</w:t>
+      </w:r>
+    </w:p>
+    <w:p>
+      <w:pPr>
+        <w:numPr>
+          <w:ilvl w:val="0"/>
+          <w:numId w:val="1"/>
+        </w:numPr>
+        <w:rPr>
+          <w:rFonts w:ascii="Times New Roman" w:hAnsi="Times New Roman" w:cs="Times New Roman"/>
+          <w:szCs w:val="20"/>
+        </w:rPr>
+      </w:pPr>
+      <w:r>
+        <w:rPr>
+          <w:rFonts w:ascii="Times New Roman" w:hAnsi="Times New Roman" w:cs="Times New Roman"/>
+          <w:szCs w:val="20"/>
+        </w:rPr>
+        <w:t xml:space="preserve">Run </w:t>
+      </w:r>
+      <w:proofErr w:type="spellStart"/>
+      <w:r>
+        <w:rPr>
+          <w:rFonts w:ascii="Times New Roman" w:hAnsi="Times New Roman" w:cs="Times New Roman"/>
+          <w:szCs w:val="20"/>
+        </w:rPr>
+        <w:t>theHarvester</w:t>
+      </w:r>
+      <w:proofErr w:type="spellEnd"/>
+      <w:r>
+        <w:rPr>
+          <w:rFonts w:ascii="Times New Roman" w:hAnsi="Times New Roman" w:cs="Times New Roman"/>
+          <w:szCs w:val="20"/>
+        </w:rPr>
+        <w:t xml:space="preserve"> with the appropriate domain and supported data-source options.</w:t>
+      </w:r>
+    </w:p>
+    <w:p>
+      <w:pPr>
+        <w:numPr>
+          <w:ilvl w:val="0"/>
+          <w:numId w:val="1"/>
+        </w:numPr>
+        <w:rPr>
+          <w:rFonts w:ascii="Times New Roman" w:hAnsi="Times New Roman" w:cs="Times New Roman"/>
+          <w:szCs w:val="20"/>
+        </w:rPr>
+      </w:pPr>
+      <w:r>
+        <w:rPr>
+          <w:rFonts w:ascii="Times New Roman" w:hAnsi="Times New Roman" w:cs="Times New Roman"/>
+          <w:szCs w:val="20"/>
+        </w:rPr>
+        <w:t>Allow the tool to search publicly available sources for information.</w:t>
+      </w:r>
+    </w:p>
+    <w:p>
+      <w:pPr>
+        <w:numPr>
+          <w:ilvl w:val="0"/>
+          <w:numId w:val="1"/>
+        </w:numPr>
+        <w:rPr>
+          <w:rFonts w:ascii="Times New Roman" w:hAnsi="Times New Roman" w:cs="Times New Roman"/>
+          <w:szCs w:val="20"/>
+        </w:rPr>
+      </w:pPr>
+      <w:r>
+        <w:rPr>
+          <w:rFonts w:ascii="Times New Roman" w:hAnsi="Times New Roman" w:cs="Times New Roman"/>
+          <w:szCs w:val="20"/>
+        </w:rPr>
+        <w:t>Observe the collected information, such as email addresses, subdomains, and hostnames, where available.</w:t>
+      </w:r>
+    </w:p>
+    <w:p>
+      <w:pPr>
+        <w:numPr>
+          <w:ilvl w:val="0"/>
+          <w:numId w:val="1"/>
+        </w:numPr>
+        <w:rPr>
+          <w:rFonts w:ascii="Times New Roman" w:hAnsi="Times New Roman" w:cs="Times New Roman"/>
+          <w:szCs w:val="20"/>
+        </w:rPr>
+      </w:pPr>
+      <w:r>
+        <w:rPr>
+          <w:rFonts w:ascii="Times New Roman" w:hAnsi="Times New Roman" w:cs="Times New Roman"/>
+          <w:szCs w:val="20"/>
+        </w:rPr>
+        <w:t xml:space="preserve">Record the results and </w:t>
+      </w:r>
+      <w:proofErr w:type="spellStart"/>
+      <w:r>
+        <w:rPr>
+          <w:rFonts w:ascii="Times New Roman" w:hAnsi="Times New Roman" w:cs="Times New Roman"/>
+          <w:szCs w:val="20"/>
+        </w:rPr>
+        <w:t>analyze</w:t>
+      </w:r>
+      <w:proofErr w:type="spellEnd"/>
+      <w:r>
+        <w:rPr>
+          <w:rFonts w:ascii="Times New Roman" w:hAnsi="Times New Roman" w:cs="Times New Roman"/>
+          <w:szCs w:val="20"/>
+        </w:rPr>
+        <w:t xml:space="preserve"> the information gathered.</w:t>
       </w:r>
     </w:p>
     <w:p>
@@ -125,7 +365,7 @@
                     <pic:cNvPicPr/>
                   </pic:nvPicPr>
                   <pic:blipFill>
-                    <a:blip r:embed="rId4"/>
+                    <a:blip r:embed="rId5"/>
                     <a:stretch>
                       <a:fillRect/>
                     </a:stretch>
@@ -166,7 +406,7 @@
                     <pic:cNvPicPr/>
                   </pic:nvPicPr>
                   <pic:blipFill>
-                    <a:blip r:embed="rId5"/>
+                    <a:blip r:embed="rId6"/>
                     <a:stretch>
                       <a:fillRect/>
                     </a:stretch>
@@ -206,7 +446,7 @@
                     <pic:cNvPicPr/>
                   </pic:nvPicPr>
                   <pic:blipFill>
-                    <a:blip r:embed="rId6"/>
+                    <a:blip r:embed="rId7"/>
                     <a:stretch>
                       <a:fillRect/>
                     </a:stretch>
@@ -231,6 +471,7 @@
           <w:rFonts w:ascii="Times New Roman" w:hAnsi="Times New Roman" w:cs="Times New Roman"/>
           <w:b/>
           <w:bCs/>
+          <w:noProof/>
           <w:sz w:val="28"/>
           <w:szCs w:val="22"/>
         </w:rPr>
@@ -251,7 +492,7 @@
                     <pic:cNvPicPr/>
                   </pic:nvPicPr>
                   <pic:blipFill>
-                    <a:blip r:embed="rId7"/>
+                    <a:blip r:embed="rId8"/>
                     <a:stretch>
                       <a:fillRect/>
                     </a:stretch>
@@ -276,6 +517,7 @@
           <w:rFonts w:ascii="Times New Roman" w:hAnsi="Times New Roman" w:cs="Times New Roman"/>
           <w:b/>
           <w:bCs/>
+          <w:noProof/>
           <w:sz w:val="28"/>
           <w:szCs w:val="22"/>
         </w:rPr>
@@ -295,7 +537,7 @@
                     <pic:cNvPicPr/>
                   </pic:nvPicPr>
                   <pic:blipFill>
-                    <a:blip r:embed="rId8"/>
+                    <a:blip r:embed="rId9"/>
                     <a:stretch>
                       <a:fillRect/>
                     </a:stretch>
@@ -324,6 +566,127 @@
     </w:sectPr>
   </w:body>
 </w:document>
+</file>
+
+<file path=word/numbering.xml><?xml version="1.0" encoding="utf-8"?>
+<w:numbering xmlns:wpc="http://schemas.microsoft.com/office/word/2010/wordprocessingCanvas" xmlns:cx="http://schemas.microsoft.com/office/drawing/2014/chartex" xmlns:cx1="http://schemas.microsoft.com/office/drawing/2015/9/8/chartex" xmlns:cx2="http://schemas.microsoft.com/office/drawing/2015/10/21/chartex" xmlns:cx3="http://schemas.microsoft.com/office/drawing/2016/5/9/chartex" xmlns:cx4="http://schemas.microsoft.com/office/drawing/2016/5/10/chartex" xmlns:cx5="http://schemas.microsoft.com/office/drawing/2016/5/11/chartex" xmlns:cx6="http://schemas.microsoft.com/office/drawing/2016/5/12/chartex" xmlns:cx7="http://schemas.microsoft.com/office/drawing/2016/5/13/chartex" xmlns:cx8="http://schemas.microsoft.com/office/drawing/2016/5/14/chartex" xmlns:mc="http://schemas.openxmlformats.org/markup-compatibility/2006" xmlns:aink="http://schemas.microsoft.com/office/drawing/2016/ink" xmlns:am3d="http://schemas.microsoft.com/office/drawing/2017/model3d" xmlns:o="urn:schemas-microsoft-com:office:office" xmlns:oel="http://schemas.microsoft.com/office/2019/extlst" xmlns:r="http://schemas.openxmlformats.org/officeDocument/2006/relationships" xmlns:m="http://schemas.openxmlformats.org/officeDocument/2006/math" xmlns:v="urn:schemas-microsoft-com:vml" xmlns:wp14="http://schemas.microsoft.com/office/word/2010/wordprocessingDrawing" xmlns:wp="http://schemas.openxmlformats.org/drawingml/2006/wordprocessingDrawing" xmlns:w10="urn:schemas-microsoft-com:office:word" xmlns:w="http://schemas.openxmlformats.org/wordprocessingml/2006/main" xmlns:w14="http://schemas.microsoft.com/office/word/2010/wordml" xmlns:w15="http://schemas.microsoft.com/office/word/2012/wordml" xmlns:w16cex="http://schemas.microsoft.com/office/word/2018/wordml/cex" xmlns:w16cid="http://schemas.microsoft.com/office/word/2016/wordml/cid" xmlns:w16="http://schemas.microsoft.com/office/word/2018/wordml" xmlns:w16du="http://schemas.microsoft.com/office/word/2023/wordml/word16du" xmlns:w16sdtdh="http://schemas.microsoft.com/office/word/2020/wordml/sdtdatahash" xmlns:w16sdtfl="http://schemas.microsoft.com/office/word/2024/wordml/sdtformatlock" xmlns:w16se="http://schemas.microsoft.com/office/word/2015/wordml/symex" xmlns:wpg="http://schemas.microsoft.com/office/word/2010/wordprocessingGroup" xmlns:wpi="http://schemas.microsoft.com/office/word/2010/wordprocessingInk" xmlns:wne="http://schemas.microsoft.com/office/word/2006/wordml" xmlns:wps="http://schemas.microsoft.com/office/word/2010/wordprocessingShape" mc:Ignorable="w14 w15 w16se w16cid w16 w16cex w16sdtdh w16sdtfl w16du wp14">
+  <w:abstractNum w:abstractNumId="0" w15:restartNumberingAfterBreak="0">
+    <w:nsid w:val="5C706DD8"/>
+    <w:multiLevelType w:val="multilevel"/>
+    <w:tmpl w:val="9F9828A6"/>
+    <w:lvl w:ilvl="0">
+      <w:start w:val="1"/>
+      <w:numFmt w:val="decimal"/>
+      <w:lvlText w:val="%1."/>
+      <w:lvlJc w:val="left"/>
+      <w:pPr>
+        <w:tabs>
+          <w:tab w:val="num" w:pos="720"/>
+        </w:tabs>
+        <w:ind w:left="720" w:hanging="360"/>
+      </w:pPr>
+    </w:lvl>
+    <w:lvl w:ilvl="1" w:tentative="1">
+      <w:start w:val="1"/>
+      <w:numFmt w:val="decimal"/>
+      <w:lvlText w:val="%2."/>
+      <w:lvlJc w:val="left"/>
+      <w:pPr>
+        <w:tabs>
+          <w:tab w:val="num" w:pos="1440"/>
+        </w:tabs>
+        <w:ind w:left="1440" w:hanging="360"/>
+      </w:pPr>
+    </w:lvl>
+    <w:lvl w:ilvl="2" w:tentative="1">
+      <w:start w:val="1"/>
+      <w:numFmt w:val="decimal"/>
+      <w:lvlText w:val="%3."/>
+      <w:lvlJc w:val="left"/>
+      <w:pPr>
+        <w:tabs>
+          <w:tab w:val="num" w:pos="2160"/>
+        </w:tabs>
+        <w:ind w:left="2160" w:hanging="360"/>
+      </w:pPr>
+    </w:lvl>
+    <w:lvl w:ilvl="3" w:tentative="1">
+      <w:start w:val="1"/>
+      <w:numFmt w:val="decimal"/>
+      <w:lvlText w:val="%4."/>
+      <w:lvlJc w:val="left"/>
+      <w:pPr>
+        <w:tabs>
+          <w:tab w:val="num" w:pos="2880"/>
+        </w:tabs>
+        <w:ind w:left="2880" w:hanging="360"/>
+      </w:pPr>
+    </w:lvl>
+    <w:lvl w:ilvl="4" w:tentative="1">
+      <w:start w:val="1"/>
+      <w:numFmt w:val="decimal"/>
+      <w:lvlText w:val="%5."/>
+      <w:lvlJc w:val="left"/>
+      <w:pPr>
+        <w:tabs>
+          <w:tab w:val="num" w:pos="3600"/>
+        </w:tabs>
+        <w:ind w:left="3600" w:hanging="360"/>
+      </w:pPr>
+    </w:lvl>
+    <w:lvl w:ilvl="5" w:tentative="1">
+      <w:start w:val="1"/>
+      <w:numFmt w:val="decimal"/>
+      <w:lvlText w:val="%6."/>
+      <w:lvlJc w:val="left"/>
+      <w:pPr>
+        <w:tabs>
+          <w:tab w:val="num" w:pos="4320"/>
+        </w:tabs>
+        <w:ind w:left="4320" w:hanging="360"/>
+      </w:pPr>
+    </w:lvl>
+    <w:lvl w:ilvl="6" w:tentative="1">
+      <w:start w:val="1"/>
+      <w:numFmt w:val="decimal"/>
+      <w:lvlText w:val="%7."/>
+      <w:lvlJc w:val="left"/>
+      <w:pPr>
+        <w:tabs>
+          <w:tab w:val="num" w:pos="5040"/>
+        </w:tabs>
+        <w:ind w:left="5040" w:hanging="360"/>
+      </w:pPr>
+    </w:lvl>
+    <w:lvl w:ilvl="7" w:tentative="1">
+      <w:start w:val="1"/>
+      <w:numFmt w:val="decimal"/>
+      <w:lvlText w:val="%8."/>
+      <w:lvlJc w:val="left"/>
+      <w:pPr>
+        <w:tabs>
+          <w:tab w:val="num" w:pos="5760"/>
+        </w:tabs>
+        <w:ind w:left="5760" w:hanging="360"/>
+      </w:pPr>
+    </w:lvl>
+    <w:lvl w:ilvl="8" w:tentative="1">
+      <w:start w:val="1"/>
+      <w:numFmt w:val="decimal"/>
+      <w:lvlText w:val="%9."/>
+      <w:lvlJc w:val="left"/>
+      <w:pPr>
+        <w:tabs>
+          <w:tab w:val="num" w:pos="6480"/>
+        </w:tabs>
+        <w:ind w:left="6480" w:hanging="360"/>
+      </w:pPr>
+    </w:lvl>
+  </w:abstractNum>
+  <w:num w:numId="1" w16cid:durableId="1941643928">
+    <w:abstractNumId w:val="0"/>
+  </w:num>
+</w:numbering>
 </file>
 
 <file path=word/styles.xml><?xml version="1.0" encoding="utf-8"?>
